--- a/notes.docx
+++ b/notes.docx
@@ -317,11 +317,243 @@
     <w:p>
       <w:pPr>
         <w:pStyle w:val="ListParagraph"/>
-      </w:pPr>
+        <w:numPr>
+          <w:ilvl w:val="0"/>
+          <w:numId w:val="1"/>
+        </w:numPr>
+      </w:pPr>
+      <w:r>
+        <w:t>To add remote repo</w:t>
+      </w:r>
+    </w:p>
+    <w:p>
+      <w:pPr>
+        <w:pStyle w:val="ListParagraph"/>
+      </w:pPr>
+      <w:r>
+        <w:t xml:space="preserve">D:\mgRepo&gt;git remote add origin </w:t>
+      </w:r>
+      <w:hyperlink r:id="rId5" w:history="1">
+        <w:r>
+          <w:rPr>
+            <w:rStyle w:val="Hyperlink"/>
+          </w:rPr>
+          <w:t>https://github.com/gouthamLearn/PracticeGit.git</w:t>
+        </w:r>
+      </w:hyperlink>
+    </w:p>
+    <w:p>
+      <w:pPr>
+        <w:pStyle w:val="ListParagraph"/>
+        <w:numPr>
+          <w:ilvl w:val="0"/>
+          <w:numId w:val="1"/>
+        </w:numPr>
+      </w:pPr>
+      <w:r>
+        <w:t>To rebase &amp; then add file &amp; then push code from local to repo</w:t>
+      </w:r>
+    </w:p>
+    <w:p>
+      <w:pPr>
+        <w:pStyle w:val="ListParagraph"/>
+      </w:pPr>
+    </w:p>
+    <w:p>
+      <w:r>
+        <w:rPr>
+          <w:noProof/>
+          <w:lang w:eastAsia="en-IN"/>
+        </w:rPr>
+        <w:lastRenderedPageBreak/>
+        <w:drawing>
+          <wp:inline distT="0" distB="0" distL="0" distR="0" wp14:anchorId="2F158FB1" wp14:editId="375D295A">
+            <wp:extent cx="5438775" cy="3705225"/>
+            <wp:effectExtent l="0" t="0" r="9525" b="9525"/>
+            <wp:docPr id="1" name="Picture 1"/>
+            <wp:cNvGraphicFramePr>
+              <a:graphicFrameLocks xmlns:a="http://schemas.openxmlformats.org/drawingml/2006/main" noChangeAspect="1"/>
+            </wp:cNvGraphicFramePr>
+            <a:graphic xmlns:a="http://schemas.openxmlformats.org/drawingml/2006/main">
+              <a:graphicData uri="http://schemas.openxmlformats.org/drawingml/2006/picture">
+                <pic:pic xmlns:pic="http://schemas.openxmlformats.org/drawingml/2006/picture">
+                  <pic:nvPicPr>
+                    <pic:cNvPr id="1" name=""/>
+                    <pic:cNvPicPr/>
+                  </pic:nvPicPr>
+                  <pic:blipFill>
+                    <a:blip r:embed="rId6"/>
+                    <a:stretch>
+                      <a:fillRect/>
+                    </a:stretch>
+                  </pic:blipFill>
+                  <pic:spPr>
+                    <a:xfrm>
+                      <a:off x="0" y="0"/>
+                      <a:ext cx="5438775" cy="3705225"/>
+                    </a:xfrm>
+                    <a:prstGeom prst="rect">
+                      <a:avLst/>
+                    </a:prstGeom>
+                  </pic:spPr>
+                </pic:pic>
+              </a:graphicData>
+            </a:graphic>
+          </wp:inline>
+        </w:drawing>
+      </w:r>
+    </w:p>
+    <w:p>
+      <w:r>
+        <w:t xml:space="preserve">Git remote –v </w:t>
+      </w:r>
+      <w:r>
+        <w:sym w:font="Wingdings" w:char="F0E0"/>
+      </w:r>
+      <w:r>
+        <w:t xml:space="preserve"> gives  origin </w:t>
+      </w:r>
+      <w:proofErr w:type="spellStart"/>
+      <w:r>
+        <w:t>url</w:t>
+      </w:r>
+      <w:proofErr w:type="spellEnd"/>
+      <w:r>
+        <w:t xml:space="preserve"> for fetch &amp; push</w:t>
+      </w:r>
+    </w:p>
+    <w:p>
+      <w:pPr>
+        <w:pStyle w:val="ListParagraph"/>
+        <w:numPr>
+          <w:ilvl w:val="0"/>
+          <w:numId w:val="2"/>
+        </w:numPr>
+      </w:pPr>
+      <w:r>
+        <w:t>To add tags &amp; then push to repo</w:t>
+      </w:r>
+    </w:p>
+    <w:p>
+      <w:pPr>
+        <w:pStyle w:val="ListParagraph"/>
+      </w:pPr>
+      <w:r>
+        <w:t>D:\mgRepo&gt;git remote -v</w:t>
+      </w:r>
+    </w:p>
+    <w:p>
+      <w:pPr>
+        <w:pStyle w:val="ListParagraph"/>
+      </w:pPr>
+      <w:proofErr w:type="gramStart"/>
+      <w:r>
+        <w:t>origin  https://github.com/gouthamLearn/PracticeGit.git</w:t>
+      </w:r>
+      <w:proofErr w:type="gramEnd"/>
+      <w:r>
+        <w:t xml:space="preserve"> (fetch)</w:t>
+      </w:r>
+    </w:p>
+    <w:p>
+      <w:pPr>
+        <w:pStyle w:val="ListParagraph"/>
+      </w:pPr>
+      <w:proofErr w:type="gramStart"/>
+      <w:r>
+        <w:t>origin  https://github.com/gouthamLearn/PracticeGit.git</w:t>
+      </w:r>
+      <w:proofErr w:type="gramEnd"/>
+      <w:r>
+        <w:t xml:space="preserve"> (push)</w:t>
+      </w:r>
+    </w:p>
+    <w:p>
+      <w:pPr>
+        <w:pStyle w:val="ListParagraph"/>
+      </w:pPr>
+    </w:p>
+    <w:p>
+      <w:pPr>
+        <w:pStyle w:val="ListParagraph"/>
+      </w:pPr>
+      <w:r>
+        <w:t>D:\mgRepo&gt;git tag -a v1.0 -m "version 1.0"</w:t>
+      </w:r>
+    </w:p>
+    <w:p>
+      <w:pPr>
+        <w:pStyle w:val="ListParagraph"/>
+      </w:pPr>
+    </w:p>
+    <w:p>
+      <w:pPr>
+        <w:pStyle w:val="ListParagraph"/>
+      </w:pPr>
+      <w:r>
+        <w:t>D:\mgRepo&gt;git push origin --tags</w:t>
+      </w:r>
+    </w:p>
+    <w:p>
+      <w:pPr>
+        <w:pStyle w:val="ListParagraph"/>
+      </w:pPr>
+      <w:r>
+        <w:t>Enumerating objects: 1, done.</w:t>
+      </w:r>
+    </w:p>
+    <w:p>
+      <w:pPr>
+        <w:pStyle w:val="ListParagraph"/>
+      </w:pPr>
+      <w:r>
+        <w:t>Counting objects: 100% (1/1), done.</w:t>
+      </w:r>
+    </w:p>
+    <w:p>
+      <w:pPr>
+        <w:pStyle w:val="ListParagraph"/>
+      </w:pPr>
+      <w:r>
+        <w:t>Writing objects: 100% (1/1), 163 bytes | 163.00 KiB/s, done.</w:t>
+      </w:r>
+    </w:p>
+    <w:p>
+      <w:pPr>
+        <w:pStyle w:val="ListParagraph"/>
+      </w:pPr>
+      <w:r>
+        <w:t>Total 1 (delta 0), reused 0 (delta 0), pack-reused 0 (from 0)</w:t>
+      </w:r>
+    </w:p>
+    <w:p>
+      <w:pPr>
+        <w:pStyle w:val="ListParagraph"/>
+      </w:pPr>
+      <w:r>
+        <w:t>To https://github.com/gouthamLearn/PracticeGit.git</w:t>
+      </w:r>
+    </w:p>
+    <w:p>
+      <w:pPr>
+        <w:pStyle w:val="ListParagraph"/>
+      </w:pPr>
+      <w:r>
+        <w:t xml:space="preserve"> * [new </w:t>
+      </w:r>
+      <w:proofErr w:type="gramStart"/>
+      <w:r>
+        <w:t xml:space="preserve">tag]   </w:t>
+      </w:r>
+      <w:proofErr w:type="gramEnd"/>
+      <w:r>
+        <w:t xml:space="preserve">      v1.0 -&gt; v1.0</w:t>
+      </w:r>
+    </w:p>
+    <w:p>
       <w:bookmarkStart w:id="0" w:name="_GoBack"/>
       <w:bookmarkEnd w:id="0"/>
     </w:p>
-    <w:p/>
     <w:sectPr>
       <w:pgSz w:w="11906" w:h="16838"/>
       <w:pgMar w:top="1440" w:right="1440" w:bottom="1440" w:left="1440" w:header="708" w:footer="708" w:gutter="0"/>
@@ -447,8 +679,123 @@
       </w:rPr>
     </w:lvl>
   </w:abstractNum>
+  <w:abstractNum w:abstractNumId="1" w15:restartNumberingAfterBreak="0">
+    <w:nsid w:val="7C98250E"/>
+    <w:multiLevelType w:val="hybridMultilevel"/>
+    <w:tmpl w:val="F9B64A6C"/>
+    <w:lvl w:ilvl="0" w:tplc="6D6A1A58">
+      <w:numFmt w:val="bullet"/>
+      <w:lvlText w:val=""/>
+      <w:lvlJc w:val="left"/>
+      <w:pPr>
+        <w:ind w:left="720" w:hanging="360"/>
+      </w:pPr>
+      <w:rPr>
+        <w:rFonts w:ascii="Wingdings" w:eastAsiaTheme="minorHAnsi" w:hAnsi="Wingdings" w:cstheme="minorBidi" w:hint="default"/>
+      </w:rPr>
+    </w:lvl>
+    <w:lvl w:ilvl="1" w:tplc="40090003" w:tentative="1">
+      <w:start w:val="1"/>
+      <w:numFmt w:val="bullet"/>
+      <w:lvlText w:val="o"/>
+      <w:lvlJc w:val="left"/>
+      <w:pPr>
+        <w:ind w:left="1440" w:hanging="360"/>
+      </w:pPr>
+      <w:rPr>
+        <w:rFonts w:ascii="Courier New" w:hAnsi="Courier New" w:cs="Courier New" w:hint="default"/>
+      </w:rPr>
+    </w:lvl>
+    <w:lvl w:ilvl="2" w:tplc="40090005" w:tentative="1">
+      <w:start w:val="1"/>
+      <w:numFmt w:val="bullet"/>
+      <w:lvlText w:val=""/>
+      <w:lvlJc w:val="left"/>
+      <w:pPr>
+        <w:ind w:left="2160" w:hanging="360"/>
+      </w:pPr>
+      <w:rPr>
+        <w:rFonts w:ascii="Wingdings" w:hAnsi="Wingdings" w:hint="default"/>
+      </w:rPr>
+    </w:lvl>
+    <w:lvl w:ilvl="3" w:tplc="40090001" w:tentative="1">
+      <w:start w:val="1"/>
+      <w:numFmt w:val="bullet"/>
+      <w:lvlText w:val=""/>
+      <w:lvlJc w:val="left"/>
+      <w:pPr>
+        <w:ind w:left="2880" w:hanging="360"/>
+      </w:pPr>
+      <w:rPr>
+        <w:rFonts w:ascii="Symbol" w:hAnsi="Symbol" w:hint="default"/>
+      </w:rPr>
+    </w:lvl>
+    <w:lvl w:ilvl="4" w:tplc="40090003" w:tentative="1">
+      <w:start w:val="1"/>
+      <w:numFmt w:val="bullet"/>
+      <w:lvlText w:val="o"/>
+      <w:lvlJc w:val="left"/>
+      <w:pPr>
+        <w:ind w:left="3600" w:hanging="360"/>
+      </w:pPr>
+      <w:rPr>
+        <w:rFonts w:ascii="Courier New" w:hAnsi="Courier New" w:cs="Courier New" w:hint="default"/>
+      </w:rPr>
+    </w:lvl>
+    <w:lvl w:ilvl="5" w:tplc="40090005" w:tentative="1">
+      <w:start w:val="1"/>
+      <w:numFmt w:val="bullet"/>
+      <w:lvlText w:val=""/>
+      <w:lvlJc w:val="left"/>
+      <w:pPr>
+        <w:ind w:left="4320" w:hanging="360"/>
+      </w:pPr>
+      <w:rPr>
+        <w:rFonts w:ascii="Wingdings" w:hAnsi="Wingdings" w:hint="default"/>
+      </w:rPr>
+    </w:lvl>
+    <w:lvl w:ilvl="6" w:tplc="40090001" w:tentative="1">
+      <w:start w:val="1"/>
+      <w:numFmt w:val="bullet"/>
+      <w:lvlText w:val=""/>
+      <w:lvlJc w:val="left"/>
+      <w:pPr>
+        <w:ind w:left="5040" w:hanging="360"/>
+      </w:pPr>
+      <w:rPr>
+        <w:rFonts w:ascii="Symbol" w:hAnsi="Symbol" w:hint="default"/>
+      </w:rPr>
+    </w:lvl>
+    <w:lvl w:ilvl="7" w:tplc="40090003" w:tentative="1">
+      <w:start w:val="1"/>
+      <w:numFmt w:val="bullet"/>
+      <w:lvlText w:val="o"/>
+      <w:lvlJc w:val="left"/>
+      <w:pPr>
+        <w:ind w:left="5760" w:hanging="360"/>
+      </w:pPr>
+      <w:rPr>
+        <w:rFonts w:ascii="Courier New" w:hAnsi="Courier New" w:cs="Courier New" w:hint="default"/>
+      </w:rPr>
+    </w:lvl>
+    <w:lvl w:ilvl="8" w:tplc="40090005" w:tentative="1">
+      <w:start w:val="1"/>
+      <w:numFmt w:val="bullet"/>
+      <w:lvlText w:val=""/>
+      <w:lvlJc w:val="left"/>
+      <w:pPr>
+        <w:ind w:left="6480" w:hanging="360"/>
+      </w:pPr>
+      <w:rPr>
+        <w:rFonts w:ascii="Wingdings" w:hAnsi="Wingdings" w:hint="default"/>
+      </w:rPr>
+    </w:lvl>
+  </w:abstractNum>
   <w:num w:numId="1">
     <w:abstractNumId w:val="0"/>
+  </w:num>
+  <w:num w:numId="2">
+    <w:abstractNumId w:val="1"/>
   </w:num>
 </w:numbering>
 </file>
@@ -885,6 +1232,17 @@
       <w:contextualSpacing/>
     </w:pPr>
   </w:style>
+  <w:style w:type="character" w:styleId="Hyperlink">
+    <w:name w:val="Hyperlink"/>
+    <w:basedOn w:val="DefaultParagraphFont"/>
+    <w:uiPriority w:val="99"/>
+    <w:unhideWhenUsed/>
+    <w:rsid w:val="00030EFE"/>
+    <w:rPr>
+      <w:color w:val="0563C1" w:themeColor="hyperlink"/>
+      <w:u w:val="single"/>
+    </w:rPr>
+  </w:style>
 </w:styles>
 </file>
 
